--- a/raw.en.docx
+++ b/raw.en.docx
@@ -892,7 +892,7 @@
         <w:t xml:space="preserve">outside Mongolia</w:t>
       </w:r>
       <w:r>
-        <w:t xml:space="preserve">, in [country/region, e.g. Singapore], on servers of [cloud provider name].</w:t>
+        <w:t xml:space="preserve">, in Singapore, on servers of DigitalOcean.</w:t>
       </w:r>
       <w:r>
         <w:t xml:space="preserve"> </w:t>
@@ -963,7 +963,7 @@
               <w:jc w:val="left"/>
             </w:pPr>
             <w:r>
-              <w:t xml:space="preserve">[Cloud hosting provider]</w:t>
+              <w:t xml:space="preserve">DigitalOcean (cloud hosting)</w:t>
             </w:r>
           </w:p>
         </w:tc>
@@ -987,7 +987,7 @@
               <w:jc w:val="left"/>
             </w:pPr>
             <w:r>
-              <w:t xml:space="preserve">[region]</w:t>
+              <w:t xml:space="preserve">Singapore</w:t>
             </w:r>
           </w:p>
         </w:tc>
@@ -1115,31 +1115,31 @@
               <w:jc w:val="left"/>
             </w:pPr>
             <w:r>
-              <w:t xml:space="preserve">[Backup storage provider]</w:t>
-            </w:r>
-          </w:p>
-        </w:tc>
-        <w:tc>
-          <w:tcPr/>
-          <w:p>
-            <w:pPr>
-              <w:pStyle w:val="Compact"/>
-              <w:jc w:val="left"/>
-            </w:pPr>
-            <w:r>
-              <w:t xml:space="preserve">encrypted backups</w:t>
-            </w:r>
-          </w:p>
-        </w:tc>
-        <w:tc>
-          <w:tcPr/>
-          <w:p>
-            <w:pPr>
-              <w:pStyle w:val="Compact"/>
-              <w:jc w:val="left"/>
-            </w:pPr>
-            <w:r>
-              <w:t xml:space="preserve">[region]</w:t>
+              <w:t xml:space="preserve">Backup storage</w:t>
+            </w:r>
+          </w:p>
+        </w:tc>
+        <w:tc>
+          <w:tcPr/>
+          <w:p>
+            <w:pPr>
+              <w:pStyle w:val="Compact"/>
+              <w:jc w:val="left"/>
+            </w:pPr>
+            <w:r>
+              <w:t xml:space="preserve">encrypted backups, kept on the same DigitalOcean server; [off-server copy provider, if used]</w:t>
+            </w:r>
+          </w:p>
+        </w:tc>
+        <w:tc>
+          <w:tcPr/>
+          <w:p>
+            <w:pPr>
+              <w:pStyle w:val="Compact"/>
+              <w:jc w:val="left"/>
+            </w:pPr>
+            <w:r>
+              <w:t xml:space="preserve">Singapore</w:t>
             </w:r>
           </w:p>
         </w:tc>
@@ -1352,7 +1352,7 @@
         <w:pStyle w:val="Compact"/>
       </w:pPr>
       <w:r>
-        <w:t xml:space="preserve">☐ Fill in the controller/operator identity, contact, region and provider names (the pilot server is a DigitalOcean droplet; confirm its region).</w:t>
+        <w:t xml:space="preserve">☐ Fill in the controller/operator identity and contact. Hosting is DigitalOcean, Singapore region (confirm in the droplet details that it says SGP1).</w:t>
       </w:r>
     </w:p>
     <w:p>
